--- a/site/Company_Profile_ID.docx
+++ b/site/Company_Profile_ID.docx
@@ -33,6 +33,24 @@
           <w:sz w:val="48"/>
           <w:szCs w:val="48"/>
         </w:rPr>
+        <w:t xml:space="preserve">xcombine</w:t>
+      </w:r>
+    </w:p>
+    <w:p>
+      <w:pPr>
+        <w:spacing w:after="260"/>
+      </w:pPr>
+      <w:r>
+        <w:rPr>
+          <w:rFonts w:ascii="Aptos" w:cs="Aptos" w:eastAsia="Aptos" w:hAnsi="Aptos"/>
+          <w:b/>
+          <w:bCs/>
+          <w:i w:val="false"/>
+          <w:iCs w:val="false"/>
+          <w:color w:val="17324D"/>
+          <w:sz w:val="24"/>
+          <w:szCs w:val="24"/>
+        </w:rPr>
         <w:t xml:space="preserve">Independent Software Studio</w:t>
       </w:r>
     </w:p>
@@ -450,7 +468,7 @@
       <w:pPr>
         <w:spacing w:after="100"/>
       </w:pPr>
-      <w:hyperlink w:history="1" r:id="rIddd_bfgr1zpx7ezcdabo0t">
+      <w:hyperlink w:history="1" r:id="rIdvygfzzxrbe1s9kmdbc0rc">
         <w:r>
           <w:rPr>
             <w:rFonts w:ascii="Aptos" w:cs="Aptos" w:eastAsia="Aptos" w:hAnsi="Aptos"/>
@@ -584,7 +602,7 @@
       <w:pPr>
         <w:spacing w:after="100"/>
       </w:pPr>
-      <w:hyperlink w:history="1" r:id="rIdfuuzzwi9lqo0vgpunl1qt">
+      <w:hyperlink w:history="1" r:id="rIdlnv9z1ozmvhqidy6o48wc">
         <w:r>
           <w:rPr>
             <w:rFonts w:ascii="Aptos" w:cs="Aptos" w:eastAsia="Aptos" w:hAnsi="Aptos"/>
@@ -718,7 +736,7 @@
       <w:pPr>
         <w:spacing w:after="100"/>
       </w:pPr>
-      <w:hyperlink w:history="1" r:id="rIdxgyxs4ghmsxerm0bztlt7">
+      <w:hyperlink w:history="1" r:id="rIdw-7gac6t1vrcw_ompqlcn">
         <w:r>
           <w:rPr>
             <w:rFonts w:ascii="Aptos" w:cs="Aptos" w:eastAsia="Aptos" w:hAnsi="Aptos"/>
@@ -1947,20 +1965,27 @@
     </w:p>
     <w:p>
       <w:pPr>
-        <w:spacing w:after="120" w:line="290"/>
-      </w:pPr>
-      <w:r>
-        <w:rPr>
-          <w:rFonts w:ascii="Aptos" w:cs="Aptos" w:eastAsia="Aptos" w:hAnsi="Aptos"/>
-          <w:b w:val="false"/>
-          <w:bCs w:val="false"/>
-          <w:i/>
-          <w:iCs/>
-          <w:color w:val="6B7C8F"/>
-          <w:sz w:val="21"/>
-          <w:szCs w:val="21"/>
-        </w:rPr>
-        <w:t xml:space="preserve">Tambahkan kontak melalui editor di website.</w:t>
+        <w:spacing w:after="90" w:line="270"/>
+      </w:pPr>
+      <w:r>
+        <w:rPr>
+          <w:rFonts w:ascii="Aptos" w:cs="Aptos" w:eastAsia="Aptos" w:hAnsi="Aptos"/>
+          <w:b/>
+          <w:bCs/>
+          <w:color w:val="17324D"/>
+          <w:sz w:val="20"/>
+          <w:szCs w:val="20"/>
+        </w:rPr>
+        <w:t xml:space="preserve">Website: </w:t>
+      </w:r>
+      <w:r>
+        <w:rPr>
+          <w:rFonts w:ascii="Aptos" w:cs="Aptos" w:eastAsia="Aptos" w:hAnsi="Aptos"/>
+          <w:color w:val="425466"/>
+          <w:sz w:val="20"/>
+          <w:szCs w:val="20"/>
+        </w:rPr>
+        <w:t xml:space="preserve">https://xcombine.xyz</w:t>
       </w:r>
     </w:p>
     <w:sectPr>

--- a/site/Company_Profile_ID.docx
+++ b/site/Company_Profile_ID.docx
@@ -468,7 +468,7 @@
       <w:pPr>
         <w:spacing w:after="100"/>
       </w:pPr>
-      <w:hyperlink w:history="1" r:id="rIdvygfzzxrbe1s9kmdbc0rc">
+      <w:hyperlink w:history="1" r:id="rIdja-mtti3_nrvyczbh6hye">
         <w:r>
           <w:rPr>
             <w:rFonts w:ascii="Aptos" w:cs="Aptos" w:eastAsia="Aptos" w:hAnsi="Aptos"/>
@@ -602,7 +602,7 @@
       <w:pPr>
         <w:spacing w:after="100"/>
       </w:pPr>
-      <w:hyperlink w:history="1" r:id="rIdlnv9z1ozmvhqidy6o48wc">
+      <w:hyperlink w:history="1" r:id="rIdc-ie8xpic92-zxju8uu9o">
         <w:r>
           <w:rPr>
             <w:rFonts w:ascii="Aptos" w:cs="Aptos" w:eastAsia="Aptos" w:hAnsi="Aptos"/>
@@ -736,7 +736,7 @@
       <w:pPr>
         <w:spacing w:after="100"/>
       </w:pPr>
-      <w:hyperlink w:history="1" r:id="rIdw-7gac6t1vrcw_ompqlcn">
+      <w:hyperlink w:history="1" r:id="rIdfpnhatwydnmiahdf5obzh">
         <w:r>
           <w:rPr>
             <w:rFonts w:ascii="Aptos" w:cs="Aptos" w:eastAsia="Aptos" w:hAnsi="Aptos"/>

--- a/site/Company_Profile_ID.docx
+++ b/site/Company_Profile_ID.docx
@@ -77,7 +77,7 @@
           <w:sz w:val="25"/>
           <w:szCs w:val="25"/>
         </w:rPr>
-        <w:t xml:space="preserve">Pengembang independen yang membuat sistem CRM, platform web, asisten AI, dan otomatisasi bisnis — dirancang mengikuti cara kerja perusahaan Anda.</w:t>
+        <w:t xml:space="preserve">Jelajahi software siap pakai, pesan solusi khusus, atau bantu membentuk produk baru untuk kebutuhan industri Anda.</w:t>
       </w:r>
     </w:p>
     <w:p>
@@ -95,7 +95,7 @@
           <w:sz w:val="18"/>
           <w:szCs w:val="18"/>
         </w:rPr>
-        <w:t xml:space="preserve">Pengembangan Software • Otomatisasi AI • Solusi Bisnis</w:t>
+        <w:t xml:space="preserve">Produk / Rekayasa / Otomatisasi</w:t>
       </w:r>
     </w:p>
     <w:p>
@@ -112,7 +112,7 @@
           <w:sz w:val="17"/>
           <w:szCs w:val="17"/>
         </w:rPr>
-        <w:t xml:space="preserve">PRODUK KAMI YANG SUDAH BERJALAN</w:t>
+        <w:t xml:space="preserve">PRODUK SIAP PAKAI</w:t>
       </w:r>
     </w:p>
     <w:p>
@@ -246,7 +246,7 @@
           <w:sz w:val="34"/>
           <w:szCs w:val="34"/>
         </w:rPr>
-        <w:t xml:space="preserve">Bisnis Anda terus berkembang.</w:t>
+        <w:t xml:space="preserve">Satu masalah. Beberapa cara untuk menyelesaikannya.</w:t>
       </w:r>
     </w:p>
     <w:p>
@@ -264,7 +264,7 @@
           <w:sz w:val="22"/>
           <w:szCs w:val="22"/>
         </w:rPr>
-        <w:t xml:space="preserve">Kami pengembang software independen. Kami membuat sistem CRM, platform web, asisten AI, dan otomatisasi yang disesuaikan dengan bisnis Anda — bukan sebaliknya.</w:t>
+        <w:t xml:space="preserve">Kami mulai dari kebutuhan bisnis, lalu memilih model pengerjaan yang tepat — bukan memaksa setiap klien memakai pengembangan khusus.</w:t>
       </w:r>
     </w:p>
     <w:p>
@@ -281,7 +281,7 @@
           <w:sz w:val="17"/>
           <w:szCs w:val="17"/>
         </w:rPr>
-        <w:t xml:space="preserve">DI MANA WAKTU TERBUANG</w:t>
+        <w:t xml:space="preserve">TIGA CARA BEKERJA</w:t>
       </w:r>
     </w:p>
     <w:p>
@@ -299,7 +299,7 @@
           <w:sz w:val="26"/>
           <w:szCs w:val="26"/>
         </w:rPr>
-        <w:t xml:space="preserve">Data tersebar di banyak tempat</w:t>
+        <w:t xml:space="preserve">Pengembangan khusus</w:t>
       </w:r>
     </w:p>
     <w:p>
@@ -317,7 +317,7 @@
           <w:sz w:val="20"/>
           <w:szCs w:val="20"/>
         </w:rPr>
-        <w:t xml:space="preserve">Data klien di Excel, percakapan di WhatsApp, tugas hanya diingat-ingat. Informasi mudah tercecer.</w:t>
+        <w:t xml:space="preserve">Sistem unik yang dibangun untuk proses, integrasi, dan model operasional Anda.</w:t>
       </w:r>
     </w:p>
     <w:p>
@@ -335,7 +335,7 @@
           <w:sz w:val="26"/>
           <w:szCs w:val="26"/>
         </w:rPr>
-        <w:t xml:space="preserve">Pekerjaan sama, setiap hari</w:t>
+        <w:t xml:space="preserve">Produk siap pakai</w:t>
       </w:r>
     </w:p>
     <w:p>
@@ -353,7 +353,7 @@
           <w:sz w:val="20"/>
           <w:szCs w:val="20"/>
         </w:rPr>
-        <w:t xml:space="preserve">Menjawab pertanyaan yang itu-itu saja, menyalin data, serta menyusun dokumen dan laporan secara manual.</w:t>
+        <w:t xml:space="preserve">Pilih produk yang sudah tersedia dengan langganan atau lisensi, beserta opsi implementasi dan penyesuaian.</w:t>
       </w:r>
     </w:p>
     <w:p>
@@ -371,7 +371,7 @@
           <w:sz w:val="26"/>
           <w:szCs w:val="26"/>
         </w:rPr>
-        <w:t xml:space="preserve">Balasan lambat, calon klien hilang</w:t>
+        <w:t xml:space="preserve">Kemitraan produk</w:t>
       </w:r>
     </w:p>
     <w:p>
@@ -389,7 +389,7 @@
           <w:sz w:val="20"/>
           <w:szCs w:val="20"/>
         </w:rPr>
-        <w:t xml:space="preserve">Jika permintaan baru dibalas berjam-jam kemudian, calon klien bisa langsung memilih pesaing.</w:t>
+        <w:t xml:space="preserve">Masalah yang berulang menjadi produk bersama yang dibangun dan dikembangkan bersama klien pertama.</w:t>
       </w:r>
     </w:p>
     <w:p>
@@ -407,7 +407,7 @@
           <w:sz w:val="34"/>
           <w:szCs w:val="34"/>
         </w:rPr>
-        <w:t xml:space="preserve">Produk nyata — kami rancang, bangun, dan luncurkan sendiri.</w:t>
+        <w:t xml:space="preserve">Produk nyata untuk operasional nyata.</w:t>
       </w:r>
     </w:p>
     <w:p>
@@ -468,7 +468,7 @@
       <w:pPr>
         <w:spacing w:after="100"/>
       </w:pPr>
-      <w:hyperlink w:history="1" r:id="rIdja-mtti3_nrvyczbh6hye">
+      <w:hyperlink w:history="1" r:id="rIdjwtzdny2ix7p2hrunqfs6">
         <w:r>
           <w:rPr>
             <w:rFonts w:ascii="Aptos" w:cs="Aptos" w:eastAsia="Aptos" w:hAnsi="Aptos"/>
@@ -550,7 +550,7 @@
           <w:sz w:val="20"/>
           <w:szCs w:val="20"/>
         </w:rPr>
-        <w:t xml:space="preserve">Manfaat bisnis: </w:t>
+        <w:t xml:space="preserve">Hasil yang diberikan: </w:t>
       </w:r>
       <w:r>
         <w:rPr>
@@ -602,7 +602,7 @@
       <w:pPr>
         <w:spacing w:after="100"/>
       </w:pPr>
-      <w:hyperlink w:history="1" r:id="rIdc-ie8xpic92-zxju8uu9o">
+      <w:hyperlink w:history="1" r:id="rIdntwfxjp8ak-em4yutgtj4">
         <w:r>
           <w:rPr>
             <w:rFonts w:ascii="Aptos" w:cs="Aptos" w:eastAsia="Aptos" w:hAnsi="Aptos"/>
@@ -684,7 +684,7 @@
           <w:sz w:val="20"/>
           <w:szCs w:val="20"/>
         </w:rPr>
-        <w:t xml:space="preserve">Manfaat bisnis: </w:t>
+        <w:t xml:space="preserve">Hasil yang diberikan: </w:t>
       </w:r>
       <w:r>
         <w:rPr>
@@ -736,7 +736,7 @@
       <w:pPr>
         <w:spacing w:after="100"/>
       </w:pPr>
-      <w:hyperlink w:history="1" r:id="rIdfpnhatwydnmiahdf5obzh">
+      <w:hyperlink w:history="1" r:id="rIdfbjxd8vlyvoylewjodpvz">
         <w:r>
           <w:rPr>
             <w:rFonts w:ascii="Aptos" w:cs="Aptos" w:eastAsia="Aptos" w:hAnsi="Aptos"/>
@@ -818,7 +818,7 @@
           <w:sz w:val="20"/>
           <w:szCs w:val="20"/>
         </w:rPr>
-        <w:t xml:space="preserve">Manfaat bisnis: </w:t>
+        <w:t xml:space="preserve">Hasil yang diberikan: </w:t>
       </w:r>
       <w:r>
         <w:rPr>
@@ -845,7 +845,7 @@
           <w:sz w:val="34"/>
           <w:szCs w:val="34"/>
         </w:rPr>
-        <w:t xml:space="preserve">Apa yang bisa kami bangun untuk bisnis Anda</w:t>
+        <w:t xml:space="preserve">Software yang dibangun untuk operasional Anda</w:t>
       </w:r>
     </w:p>
     <w:p>
@@ -863,7 +863,7 @@
           <w:sz w:val="21"/>
           <w:szCs w:val="21"/>
         </w:rPr>
-        <w:t xml:space="preserve">Kami mulai dari hasil yang Anda inginkan — baru setelah itu memilih teknologinya.</w:t>
+        <w:t xml:space="preserve">Saat aplikasi siap pakai tidak cocok, kami merancang sistem, integrasi, dan otomatisasi sesuai proses nyata Anda.</w:t>
       </w:r>
     </w:p>
     <w:p>
@@ -1213,7 +1213,7 @@
           <w:sz w:val="34"/>
           <w:szCs w:val="34"/>
         </w:rPr>
-        <w:t xml:space="preserve">Teknologi yang tepat, dengan pendekatan personal.</w:t>
+        <w:t xml:space="preserve">Mulai dari masalah klien. Bangun produk yang dibutuhkan banyak orang.</w:t>
       </w:r>
     </w:p>
     <w:p>
@@ -1231,7 +1231,7 @@
           <w:sz w:val="21"/>
           <w:szCs w:val="21"/>
         </w:rPr>
-        <w:t xml:space="preserve">Anda bekerja langsung dengan pengembang yang membuat produk Anda — tanpa lapisan manajer di tengah.</w:t>
+        <w:t xml:space="preserve">Saat kebutuhan yang sama muncul di banyak perusahaan, kami memvalidasi produk bersama dan mengembangkannya bersama pengguna awal.</w:t>
       </w:r>
     </w:p>
     <w:p>
@@ -1248,7 +1248,7 @@
           <w:sz w:val="17"/>
           <w:szCs w:val="17"/>
         </w:rPr>
-        <w:t xml:space="preserve">PELAKSANAAN BERTAHAP</w:t>
+        <w:t xml:space="preserve">TIGA TAHAP</w:t>
       </w:r>
     </w:p>
     <w:p>
@@ -1266,7 +1266,7 @@
           <w:sz w:val="21"/>
           <w:szCs w:val="21"/>
         </w:rPr>
-        <w:t xml:space="preserve">Tahap 1 · Inti</w:t>
+        <w:t xml:space="preserve">Tahap 1 · Validasi</w:t>
       </w:r>
     </w:p>
     <w:p>
@@ -1284,7 +1284,7 @@
           <w:sz w:val="21"/>
           <w:szCs w:val="21"/>
         </w:rPr>
-        <w:t xml:space="preserve">Satu proses utama diotomatisasi</w:t>
+        <w:t xml:space="preserve">Uji kebutuhan berulang dan ekonominya</w:t>
       </w:r>
     </w:p>
     <w:p>
@@ -1302,7 +1302,7 @@
           <w:sz w:val="21"/>
           <w:szCs w:val="21"/>
         </w:rPr>
-        <w:t xml:space="preserve">Tahap 2 · Integrasi</w:t>
+        <w:t xml:space="preserve">Tahap 2 · Peluncuran</w:t>
       </w:r>
     </w:p>
     <w:p>
@@ -1320,7 +1320,7 @@
           <w:sz w:val="21"/>
           <w:szCs w:val="21"/>
         </w:rPr>
-        <w:t xml:space="preserve">Menghubungkan aplikasi yang sudah Anda pakai</w:t>
+        <w:t xml:space="preserve">Tetapkan kepemilikan, harga, dan lingkup</w:t>
       </w:r>
     </w:p>
     <w:p>
@@ -1338,7 +1338,7 @@
           <w:sz w:val="21"/>
           <w:szCs w:val="21"/>
         </w:rPr>
-        <w:t xml:space="preserve">Tahap 3 · AI &amp; perluasan</w:t>
+        <w:t xml:space="preserve">Tahap 3 · Perluasan</w:t>
       </w:r>
     </w:p>
     <w:p>
@@ -1356,7 +1356,7 @@
           <w:sz w:val="21"/>
           <w:szCs w:val="21"/>
         </w:rPr>
-        <w:t xml:space="preserve">Asisten AI, analisis data, fitur baru</w:t>
+        <w:t xml:space="preserve">Masukan pengguna mengembangkan produk</w:t>
       </w:r>
     </w:p>
     <w:p>
@@ -1374,7 +1374,7 @@
           <w:sz w:val="26"/>
           <w:szCs w:val="26"/>
         </w:rPr>
-        <w:t xml:space="preserve">Dibuat khusus untuk Anda</w:t>
+        <w:t xml:space="preserve">Masalah berulang</w:t>
       </w:r>
     </w:p>
     <w:p>
@@ -1392,7 +1392,7 @@
           <w:sz w:val="21"/>
           <w:szCs w:val="21"/>
         </w:rPr>
-        <w:t xml:space="preserve">Tanpa template yang dipaksakan. Kami mempelajari proses Anda, lalu membangun tepat sesuai kebutuhannya.</w:t>
+        <w:t xml:space="preserve">Kami mencari kebutuhan yang dialami beberapa perusahaan, bukan permintaan satu kali.</w:t>
       </w:r>
     </w:p>
     <w:p>
@@ -1410,7 +1410,7 @@
           <w:sz w:val="26"/>
           <w:szCs w:val="26"/>
         </w:rPr>
-        <w:t xml:space="preserve">Langsung dan fleksibel</w:t>
+        <w:t xml:space="preserve">Validasi komersial</w:t>
       </w:r>
     </w:p>
     <w:p>
@@ -1428,7 +1428,7 @@
           <w:sz w:val="21"/>
           <w:szCs w:val="21"/>
         </w:rPr>
-        <w:t xml:space="preserve">Anda berbicara langsung dengan pengembangnya. Keputusan cepat, perubahan mudah dibahas.</w:t>
+        <w:t xml:space="preserve">Permintaan, kesediaan membayar, dan biaya dukungan diuji sebelum produk diperluas.</w:t>
       </w:r>
     </w:p>
     <w:p>
@@ -1446,7 +1446,7 @@
           <w:sz w:val="26"/>
           <w:szCs w:val="26"/>
         </w:rPr>
-        <w:t xml:space="preserve">Terbukti lewat produk nyata</w:t>
+        <w:t xml:space="preserve">Kepemilikan jelas</w:t>
       </w:r>
     </w:p>
     <w:p>
@@ -1464,7 +1464,7 @@
           <w:sz w:val="21"/>
           <w:szCs w:val="21"/>
         </w:rPr>
-        <w:t xml:space="preserve">Rieltix, Mapest, dan Forma sudah berjalan — Anda bisa melihat kualitasnya sebelum memulai.</w:t>
+        <w:t xml:space="preserve">Hak atas kode, data, dan produk ditetapkan sebelum pengembangan dimulai.</w:t>
       </w:r>
     </w:p>
     <w:p>
@@ -1482,7 +1482,7 @@
           <w:sz w:val="26"/>
           <w:szCs w:val="26"/>
         </w:rPr>
-        <w:t xml:space="preserve">Anggaran yang wajar</w:t>
+        <w:t xml:space="preserve">Langganan yang jelas</w:t>
       </w:r>
     </w:p>
     <w:p>
@@ -1500,7 +1500,7 @@
           <w:sz w:val="21"/>
           <w:szCs w:val="21"/>
         </w:rPr>
-        <w:t xml:space="preserve">Hanya fitur yang Anda perlukan, tanpa biaya tambahan seperti di agensi besar. Bisa per proyek atau bulanan.</w:t>
+        <w:t xml:space="preserve">Lingkup layanan dan harga terkait langsung dengan produk bersama.</w:t>
       </w:r>
     </w:p>
     <w:p>
@@ -1518,7 +1518,7 @@
           <w:sz w:val="26"/>
           <w:szCs w:val="26"/>
         </w:rPr>
-        <w:t xml:space="preserve">Penerapan bertahap</w:t>
+        <w:t xml:space="preserve">Peta jalan bersama</w:t>
       </w:r>
     </w:p>
     <w:p>
@@ -1536,7 +1536,7 @@
           <w:sz w:val="21"/>
           <w:szCs w:val="21"/>
         </w:rPr>
-        <w:t xml:space="preserve">Mulai dari satu proses penting, lihat hasilnya, lalu kembangkan selangkah demi selangkah.</w:t>
+        <w:t xml:space="preserve">Fitur umum berkembang untuk semua pengguna; kebutuhan unik tetap menjadi ekstensi.</w:t>
       </w:r>
     </w:p>
     <w:p>
@@ -1554,7 +1554,7 @@
           <w:sz w:val="26"/>
           <w:szCs w:val="26"/>
         </w:rPr>
-        <w:t xml:space="preserve">Dukungan &amp; pengembangan</w:t>
+        <w:t xml:space="preserve">Perkembangan berkelanjutan</w:t>
       </w:r>
     </w:p>
     <w:p>
@@ -1572,7 +1572,7 @@
           <w:sz w:val="21"/>
           <w:szCs w:val="21"/>
         </w:rPr>
-        <w:t xml:space="preserve">Setelah peluncuran, kami merawat dan menyempurnakan produk sesuai ketentuan yang disepakati.</w:t>
+        <w:t xml:space="preserve">Masukan klien menjadi dasar pengembangan produk berikutnya.</w:t>
       </w:r>
     </w:p>
     <w:p>
@@ -1615,7 +1615,7 @@
           <w:sz w:val="17"/>
           <w:szCs w:val="17"/>
         </w:rPr>
-        <w:t xml:space="preserve">PILIHAN KERJA SAMA</w:t>
+        <w:t xml:space="preserve">DUA CARA MEMULAI</w:t>
       </w:r>
     </w:p>
     <w:p>
@@ -1651,7 +1651,7 @@
           <w:sz w:val="21"/>
           <w:szCs w:val="21"/>
         </w:rPr>
-        <w:t xml:space="preserve">Solusi yang dibangun dari nol untuk kebutuhan spesifik Anda.</w:t>
+        <w:t xml:space="preserve">Sistem tertentu untuk operasional Anda sendiri.</w:t>
       </w:r>
     </w:p>
     <w:p>
@@ -1669,7 +1669,7 @@
           <w:sz w:val="21"/>
           <w:szCs w:val="21"/>
         </w:rPr>
-        <w:t xml:space="preserve">Langganan bulanan</w:t>
+        <w:t xml:space="preserve">Kemitraan produk</w:t>
       </w:r>
     </w:p>
     <w:p>
@@ -1687,7 +1687,7 @@
           <w:sz w:val="21"/>
           <w:szCs w:val="21"/>
         </w:rPr>
-        <w:t xml:space="preserve">Layanan dan produk tertentu tersedia dengan biaya bulanan.</w:t>
+        <w:t xml:space="preserve">Mulai dari masalah bersama dan kembangkan produk yang dapat digunakan ulang.</w:t>
       </w:r>
     </w:p>
     <w:p>
@@ -1907,7 +1907,7 @@
           <w:sz w:val="23"/>
           <w:szCs w:val="23"/>
         </w:rPr>
-        <w:t xml:space="preserve">Punya ide atau masalah bisnis yang ingin diotomatisasi?</w:t>
+        <w:t xml:space="preserve">Punya masalah bisnis yang mungkin dialami perusahaan lain?</w:t>
       </w:r>
     </w:p>
     <w:p>
@@ -1925,7 +1925,7 @@
           <w:sz w:val="23"/>
           <w:szCs w:val="23"/>
         </w:rPr>
-        <w:t xml:space="preserve">Mari kita bahas solusinya.</w:t>
+        <w:t xml:space="preserve">Mari kita lihat apakah masalah itu layak menjadi produk.</w:t>
       </w:r>
     </w:p>
     <w:p>
@@ -1943,7 +1943,7 @@
           <w:sz w:val="21"/>
           <w:szCs w:val="21"/>
         </w:rPr>
-        <w:t xml:space="preserve">Kirim pesan kepada kami — kami akan membalas dan mengatur jadwal konsultasi yang nyaman.</w:t>
+        <w:t xml:space="preserve">Ceritakan prosesnya, siapa yang merasakan masalahnya, dan seperti apa hasil yang diinginkan.</w:t>
       </w:r>
     </w:p>
     <w:p>

--- a/site/Company_Profile_ID.docx
+++ b/site/Company_Profile_ID.docx
@@ -468,7 +468,7 @@
       <w:pPr>
         <w:spacing w:after="100"/>
       </w:pPr>
-      <w:hyperlink w:history="1" r:id="rIdjwtzdny2ix7p2hrunqfs6">
+      <w:hyperlink w:history="1" r:id="rIdb91rqoroqe4mvtinvuulp">
         <w:r>
           <w:rPr>
             <w:rFonts w:ascii="Aptos" w:cs="Aptos" w:eastAsia="Aptos" w:hAnsi="Aptos"/>
@@ -602,7 +602,7 @@
       <w:pPr>
         <w:spacing w:after="100"/>
       </w:pPr>
-      <w:hyperlink w:history="1" r:id="rIdntwfxjp8ak-em4yutgtj4">
+      <w:hyperlink w:history="1" r:id="rIdyuioltbykkkj3fmauop1k">
         <w:r>
           <w:rPr>
             <w:rFonts w:ascii="Aptos" w:cs="Aptos" w:eastAsia="Aptos" w:hAnsi="Aptos"/>
@@ -736,7 +736,7 @@
       <w:pPr>
         <w:spacing w:after="100"/>
       </w:pPr>
-      <w:hyperlink w:history="1" r:id="rIdfbjxd8vlyvoylewjodpvz">
+      <w:hyperlink w:history="1" r:id="rIdhb4f1ye0r00meqg8aei0l">
         <w:r>
           <w:rPr>
             <w:rFonts w:ascii="Aptos" w:cs="Aptos" w:eastAsia="Aptos" w:hAnsi="Aptos"/>

--- a/site/Company_Profile_ID.docx
+++ b/site/Company_Profile_ID.docx
@@ -468,7 +468,7 @@
       <w:pPr>
         <w:spacing w:after="100"/>
       </w:pPr>
-      <w:hyperlink w:history="1" r:id="rIdb91rqoroqe4mvtinvuulp">
+      <w:hyperlink w:history="1" r:id="rIdjnynhhp5mkn2qejwz2tsx">
         <w:r>
           <w:rPr>
             <w:rFonts w:ascii="Aptos" w:cs="Aptos" w:eastAsia="Aptos" w:hAnsi="Aptos"/>
@@ -602,7 +602,7 @@
       <w:pPr>
         <w:spacing w:after="100"/>
       </w:pPr>
-      <w:hyperlink w:history="1" r:id="rIdyuioltbykkkj3fmauop1k">
+      <w:hyperlink w:history="1" r:id="rIdeqjyayd8kqz1svvg8vkog">
         <w:r>
           <w:rPr>
             <w:rFonts w:ascii="Aptos" w:cs="Aptos" w:eastAsia="Aptos" w:hAnsi="Aptos"/>
@@ -736,7 +736,7 @@
       <w:pPr>
         <w:spacing w:after="100"/>
       </w:pPr>
-      <w:hyperlink w:history="1" r:id="rIdhb4f1ye0r00meqg8aei0l">
+      <w:hyperlink w:history="1" r:id="rId5256gzhd4bxre2yapschy">
         <w:r>
           <w:rPr>
             <w:rFonts w:ascii="Aptos" w:cs="Aptos" w:eastAsia="Aptos" w:hAnsi="Aptos"/>

--- a/site/Company_Profile_ID.docx
+++ b/site/Company_Profile_ID.docx
@@ -468,7 +468,7 @@
       <w:pPr>
         <w:spacing w:after="100"/>
       </w:pPr>
-      <w:hyperlink w:history="1" r:id="rIdjnynhhp5mkn2qejwz2tsx">
+      <w:hyperlink w:history="1" r:id="rIdhivxbt0obfuu2t830pq59">
         <w:r>
           <w:rPr>
             <w:rFonts w:ascii="Aptos" w:cs="Aptos" w:eastAsia="Aptos" w:hAnsi="Aptos"/>
@@ -602,7 +602,7 @@
       <w:pPr>
         <w:spacing w:after="100"/>
       </w:pPr>
-      <w:hyperlink w:history="1" r:id="rIdeqjyayd8kqz1svvg8vkog">
+      <w:hyperlink w:history="1" r:id="rIdtcyqiso48xkglt1dbsop2">
         <w:r>
           <w:rPr>
             <w:rFonts w:ascii="Aptos" w:cs="Aptos" w:eastAsia="Aptos" w:hAnsi="Aptos"/>
@@ -736,7 +736,7 @@
       <w:pPr>
         <w:spacing w:after="100"/>
       </w:pPr>
-      <w:hyperlink w:history="1" r:id="rId5256gzhd4bxre2yapschy">
+      <w:hyperlink w:history="1" r:id="rIdvb4guwdnj8fhjjemjb6ai">
         <w:r>
           <w:rPr>
             <w:rFonts w:ascii="Aptos" w:cs="Aptos" w:eastAsia="Aptos" w:hAnsi="Aptos"/>

--- a/site/Company_Profile_ID.docx
+++ b/site/Company_Profile_ID.docx
@@ -468,7 +468,7 @@
       <w:pPr>
         <w:spacing w:after="100"/>
       </w:pPr>
-      <w:hyperlink w:history="1" r:id="rIdhivxbt0obfuu2t830pq59">
+      <w:hyperlink w:history="1" r:id="rIdhre7lrzjdz4up19eii6lk">
         <w:r>
           <w:rPr>
             <w:rFonts w:ascii="Aptos" w:cs="Aptos" w:eastAsia="Aptos" w:hAnsi="Aptos"/>
@@ -602,7 +602,7 @@
       <w:pPr>
         <w:spacing w:after="100"/>
       </w:pPr>
-      <w:hyperlink w:history="1" r:id="rIdtcyqiso48xkglt1dbsop2">
+      <w:hyperlink w:history="1" r:id="rIduxhiakrua_tghw9amxmgy">
         <w:r>
           <w:rPr>
             <w:rFonts w:ascii="Aptos" w:cs="Aptos" w:eastAsia="Aptos" w:hAnsi="Aptos"/>
@@ -736,7 +736,7 @@
       <w:pPr>
         <w:spacing w:after="100"/>
       </w:pPr>
-      <w:hyperlink w:history="1" r:id="rIdvb4guwdnj8fhjjemjb6ai">
+      <w:hyperlink w:history="1" r:id="rIdcsms4puk3dszrnqmkx5ct">
         <w:r>
           <w:rPr>
             <w:rFonts w:ascii="Aptos" w:cs="Aptos" w:eastAsia="Aptos" w:hAnsi="Aptos"/>

--- a/site/Company_Profile_ID.docx
+++ b/site/Company_Profile_ID.docx
@@ -468,7 +468,7 @@
       <w:pPr>
         <w:spacing w:after="100"/>
       </w:pPr>
-      <w:hyperlink w:history="1" r:id="rIdhre7lrzjdz4up19eii6lk">
+      <w:hyperlink w:history="1" r:id="rIdauq1lgm-nwn3g0q-as-ia">
         <w:r>
           <w:rPr>
             <w:rFonts w:ascii="Aptos" w:cs="Aptos" w:eastAsia="Aptos" w:hAnsi="Aptos"/>
@@ -602,7 +602,7 @@
       <w:pPr>
         <w:spacing w:after="100"/>
       </w:pPr>
-      <w:hyperlink w:history="1" r:id="rIduxhiakrua_tghw9amxmgy">
+      <w:hyperlink w:history="1" r:id="rIdgbnjsjmfbt3-juk-ypxmy">
         <w:r>
           <w:rPr>
             <w:rFonts w:ascii="Aptos" w:cs="Aptos" w:eastAsia="Aptos" w:hAnsi="Aptos"/>
@@ -736,7 +736,7 @@
       <w:pPr>
         <w:spacing w:after="100"/>
       </w:pPr>
-      <w:hyperlink w:history="1" r:id="rIdcsms4puk3dszrnqmkx5ct">
+      <w:hyperlink w:history="1" r:id="rId1rh3upfj8npehcmm8edoc">
         <w:r>
           <w:rPr>
             <w:rFonts w:ascii="Aptos" w:cs="Aptos" w:eastAsia="Aptos" w:hAnsi="Aptos"/>
@@ -1961,6 +1961,31 @@
           <w:szCs w:val="17"/>
         </w:rPr>
         <w:t xml:space="preserve">KONTAK</w:t>
+      </w:r>
+    </w:p>
+    <w:p>
+      <w:pPr>
+        <w:spacing w:after="90" w:line="270"/>
+      </w:pPr>
+      <w:r>
+        <w:rPr>
+          <w:rFonts w:ascii="Aptos" w:cs="Aptos" w:eastAsia="Aptos" w:hAnsi="Aptos"/>
+          <w:b/>
+          <w:bCs/>
+          <w:color w:val="17324D"/>
+          <w:sz w:val="20"/>
+          <w:szCs w:val="20"/>
+        </w:rPr>
+        <w:t xml:space="preserve">Email: </w:t>
+      </w:r>
+      <w:r>
+        <w:rPr>
+          <w:rFonts w:ascii="Aptos" w:cs="Aptos" w:eastAsia="Aptos" w:hAnsi="Aptos"/>
+          <w:color w:val="425466"/>
+          <w:sz w:val="20"/>
+          <w:szCs w:val="20"/>
+        </w:rPr>
+        <w:t xml:space="preserve">help@xcombine.xyz</w:t>
       </w:r>
     </w:p>
     <w:p>
